--- a/outputs/human/data_analysis_visualization/brief/terrain_mapping/docx/dheeraj_chand_data_analysis_visualization_brief_terrain_mapping.docx
+++ b/outputs/human/data_analysis_visualization/brief/terrain_mapping/docx/dheeraj_chand_data_analysis_visualization_brief_terrain_mapping.docx
@@ -33,6 +33,19 @@
     <w:p>
       <w:r>
         <w:t>Data analyst with 20+ years building the analytical infrastructure, not just using it. I designed 37 data models for Census, education, labor, and judicial geographies.</w:t>
+      </w:r>
+    </w:p>
+    <w:p>
+      <w:pPr>
+        <w:pStyle w:val="Heading2"/>
+      </w:pPr>
+      <w:r>
+        <w:t>CORE COMPETENCIES</w:t>
+      </w:r>
+    </w:p>
+    <w:p>
+      <w:r>
+        <w:t>Programming and Development • Machine Learning &amp; AI • Data Infrastructure • Geospatial Technologies</w:t>
       </w:r>
     </w:p>
     <w:p>
@@ -101,6 +114,24 @@
       </w:r>
       <w:r>
         <w:t xml:space="preserve"> analysts across 89 organizations during the 2021 cycle, with real-time collaborative editing and Census integration</w:t>
+      </w:r>
+    </w:p>
+    <w:p>
+      <w:pPr>
+        <w:pStyle w:val="Heading3"/>
+      </w:pPr>
+      <w:r>
+        <w:t>Data Products Manager - Helm/Murmuration (Austin, TX) | 2021 - 2023</w:t>
+      </w:r>
+    </w:p>
+    <w:p>
+      <w:r>
+        <w:t>Democratic Electoral Technology</w:t>
+      </w:r>
+    </w:p>
+    <w:p>
+      <w:r>
+        <w:t>• Designed and built Civic Graph — a federated medallion architecture data warehouse harmonizing behavioral, attitudinal, demographic, econometric, and geographical data from state, federal, and international agencies into a unified analytical layer</w:t>
       </w:r>
     </w:p>
     <w:p>
@@ -189,16 +220,6 @@
       </w:r>
     </w:p>
     <w:p>
-      <w:r>
-        <w:t>Technologies: Python, Scikit-learn, PostGIS, GeoPandas, TensorFlow, PySpark, AWS</w:t>
-      </w:r>
-    </w:p>
-    <w:p>
-      <w:r>
-        <w:t>Impact: Corrected demographic data affecting 50M+ voters nationwide. Improved electoral prediction accuracy by 22%. Analysis cited in Supreme Court proceedings.</w:t>
-      </w:r>
-    </w:p>
-    <w:p>
       <w:pPr>
         <w:pStyle w:val="Heading3"/>
       </w:pPr>
@@ -209,16 +230,6 @@
     <w:p>
       <w:r>
         <w:t>Federated medallion architecture data warehouse harmonizing behavioral, attitudinal, demographic, econometric, and geographical data longitudinally from state agencies, federal agencies (Census, BLS, NCES), and international sources — each with different schemas, encoding systems, and update cadences — into a unified, queryable analytical layer.</w:t>
-      </w:r>
-    </w:p>
-    <w:p>
-      <w:r>
-        <w:t>Technologies: Python, PostgreSQL, PostGIS, PySpark, Databricks, Snowflake, dbt, ETL Pipelines</w:t>
-      </w:r>
-    </w:p>
-    <w:p>
-      <w:r>
-        <w:t>Impact: Created a multi-dimensional dataset representing $1B+ in accumulated investment, measuring socio-economic change across every dimension at every geographic level over time. Foundation architecture directly informed the elect.info federated pipeline design.</w:t>
       </w:r>
     </w:p>
     <w:p>
@@ -295,6 +306,34 @@
       </w:r>
       <w:r>
         <w:t xml:space="preserve"> of the time traditional string comparison required.</w:t>
+      </w:r>
+    </w:p>
+    <w:p>
+      <w:pPr>
+        <w:pStyle w:val="Heading2"/>
+      </w:pPr>
+      <w:r>
+        <w:t>TECHNICAL SKILLS</w:t>
+      </w:r>
+    </w:p>
+    <w:p>
+      <w:r>
+        <w:t>PROGRAMMING AND DEVELOPMENT Python, R, SQL/PostGIS, JavaScript, Java, Other Technologies</w:t>
+      </w:r>
+    </w:p>
+    <w:p>
+      <w:r>
+        <w:t>MACHINE LEARNING &amp; AI ML Frameworks, Geospatial ML, Techniques, Validation</w:t>
+      </w:r>
+    </w:p>
+    <w:p>
+      <w:r>
+        <w:t>DATA INFRASTRUCTURE Processing, Pipelines, Storage, Streaming</w:t>
+      </w:r>
+    </w:p>
+    <w:p>
+      <w:r>
+        <w:t>GEOSPATIAL TECHNOLOGIES Databases, Analysis Tools, Web Mapping, Processing, Library</w:t>
       </w:r>
     </w:p>
     <w:p>
